--- a/docs/scrum_6_business_logic_eda/2026_05_24_Data_Dictionary_VanSy.docx
+++ b/docs/scrum_6_business_logic_eda/2026_05_24_Data_Dictionary_VanSy.docx
@@ -5272,7 +5272,16 @@
           <w:sz w:val="26"/>
           <w:szCs w:val="26"/>
         </w:rPr>
-        <w:t>open_meteo_weather_raw_2023</w:t>
+        <w:t>open_meteo_weather_raw_202</w:t>
+      </w:r>
+      <w:r>
+        <w:rPr>
+          <w:color w:val="0369A1"/>
+          <w:sz w:val="26"/>
+          <w:szCs w:val="26"/>
+          <w:lang w:val="en-US"/>
+        </w:rPr>
+        <w:t>0_2022</w:t>
       </w:r>
       <w:r>
         <w:rPr>
@@ -5354,7 +5363,23 @@
           <w:sz w:val="24"/>
           <w:szCs w:val="24"/>
         </w:rPr>
-        <w:t>367,920</w:t>
+        <w:t>850</w:t>
+      </w:r>
+      <w:r>
+        <w:rPr>
+          <w:rFonts w:asciiTheme="majorHAnsi" w:hAnsiTheme="majorHAnsi" w:cstheme="majorHAnsi"/>
+          <w:sz w:val="24"/>
+          <w:szCs w:val="24"/>
+        </w:rPr>
+        <w:t>,</w:t>
+      </w:r>
+      <w:r>
+        <w:rPr>
+          <w:rFonts w:asciiTheme="majorHAnsi" w:hAnsiTheme="majorHAnsi" w:cstheme="majorHAnsi"/>
+          <w:sz w:val="24"/>
+          <w:szCs w:val="24"/>
+        </w:rPr>
+        <w:t>753</w:t>
       </w:r>
       <w:r>
         <w:rPr>
@@ -6554,7 +6579,39 @@
           <w:sz w:val="24"/>
           <w:szCs w:val="24"/>
         </w:rPr>
-        <w:t xml:space="preserve"> Việc sử dụng tệp open_meteo_weather_raw_2023.csv với hơn 367 nghìn dòng cung cấp bộ thuộc tính độc lập cực kỳ giá trị (bức xạ, nhiệt độ, độ phủ mây...) phục vụ kỹ thuật Feature Engineering khi xây dựng các thuật toán Machine Learning.</w:t>
+        <w:t xml:space="preserve"> Việc sử dụng tệp open_meteo_weather_raw_20</w:t>
+      </w:r>
+      <w:r>
+        <w:rPr>
+          <w:rFonts w:asciiTheme="majorHAnsi" w:hAnsiTheme="majorHAnsi" w:cstheme="majorHAnsi"/>
+          <w:sz w:val="24"/>
+          <w:szCs w:val="24"/>
+        </w:rPr>
+        <w:t>20_2022</w:t>
+      </w:r>
+      <w:r>
+        <w:rPr>
+          <w:rFonts w:asciiTheme="majorHAnsi" w:hAnsiTheme="majorHAnsi" w:cstheme="majorHAnsi"/>
+          <w:sz w:val="24"/>
+          <w:szCs w:val="24"/>
+        </w:rPr>
+        <w:t xml:space="preserve">.csv với hơn </w:t>
+      </w:r>
+      <w:r>
+        <w:rPr>
+          <w:rFonts w:asciiTheme="majorHAnsi" w:hAnsiTheme="majorHAnsi" w:cstheme="majorHAnsi"/>
+          <w:sz w:val="24"/>
+          <w:szCs w:val="24"/>
+        </w:rPr>
+        <w:t>850</w:t>
+      </w:r>
+      <w:r>
+        <w:rPr>
+          <w:rFonts w:asciiTheme="majorHAnsi" w:hAnsiTheme="majorHAnsi" w:cstheme="majorHAnsi"/>
+          <w:sz w:val="24"/>
+          <w:szCs w:val="24"/>
+        </w:rPr>
+        <w:t xml:space="preserve"> nghìn dòng cung cấp bộ thuộc tính độc lập cực kỳ giá trị (bức xạ, nhiệt độ, độ phủ mây...) phục vụ kỹ thuật Feature Engineering khi xây dựng các thuật toán Machine Learning.</w:t>
       </w:r>
     </w:p>
     <w:p>
@@ -6716,74 +6773,128 @@
     </w:p>
     <w:p>
       <w:pPr>
-        <w:pStyle w:val="ListParagraph"/>
+        <w:pStyle w:val="NormalWeb"/>
         <w:numPr>
           <w:ilvl w:val="0"/>
           <w:numId w:val="14"/>
         </w:numPr>
-        <w:rPr>
-          <w:rFonts w:asciiTheme="majorHAnsi" w:hAnsiTheme="majorHAnsi" w:cstheme="majorHAnsi"/>
+        <w:spacing w:before="0" w:beforeAutospacing="0"/>
+        <w:rPr>
+          <w:rFonts w:asciiTheme="majorHAnsi" w:eastAsia="Arial" w:hAnsiTheme="majorHAnsi" w:cstheme="majorHAnsi"/>
           <w:b/>
           <w:bCs/>
-          <w:sz w:val="24"/>
-          <w:szCs w:val="24"/>
-        </w:rPr>
-      </w:pPr>
-      <w:r>
-        <w:rPr>
-          <w:rFonts w:asciiTheme="majorHAnsi" w:hAnsiTheme="majorHAnsi" w:cstheme="majorHAnsi"/>
+          <w:lang w:val="vi-VN" w:eastAsia="vi-VN"/>
+        </w:rPr>
+      </w:pPr>
+      <w:r>
+        <w:rPr>
+          <w:rFonts w:asciiTheme="majorHAnsi" w:eastAsia="Arial" w:hAnsiTheme="majorHAnsi" w:cstheme="majorHAnsi"/>
           <w:b/>
           <w:bCs/>
-          <w:sz w:val="24"/>
-          <w:szCs w:val="24"/>
+          <w:lang w:val="vi-VN" w:eastAsia="vi-VN"/>
         </w:rPr>
         <w:t>Đối với chuỗi dữ liệu khí tượng Open-Meteo (Chu kỳ Giờ):</w:t>
       </w:r>
     </w:p>
     <w:p>
       <w:pPr>
-        <w:pStyle w:val="ListParagraph"/>
+        <w:pStyle w:val="NormalWeb"/>
         <w:numPr>
           <w:ilvl w:val="1"/>
           <w:numId w:val="14"/>
         </w:numPr>
-        <w:spacing w:line="360" w:lineRule="auto"/>
-        <w:rPr>
-          <w:rFonts w:asciiTheme="majorHAnsi" w:hAnsiTheme="majorHAnsi" w:cstheme="majorHAnsi"/>
-          <w:sz w:val="24"/>
-          <w:szCs w:val="24"/>
-        </w:rPr>
-      </w:pPr>
-      <w:r>
-        <w:rPr>
-          <w:rFonts w:asciiTheme="majorHAnsi" w:hAnsiTheme="majorHAnsi" w:cstheme="majorHAnsi"/>
-          <w:sz w:val="24"/>
-          <w:szCs w:val="24"/>
-        </w:rPr>
-        <w:t>Số dòng của 1 trạm / năm: $24 \times 365 = 8,760$ dòng.</w:t>
+        <w:spacing w:before="0" w:beforeAutospacing="0"/>
+        <w:rPr>
+          <w:rFonts w:asciiTheme="majorHAnsi" w:eastAsia="Arial" w:hAnsiTheme="majorHAnsi" w:cstheme="majorHAnsi"/>
+          <w:lang w:val="vi-VN" w:eastAsia="vi-VN"/>
+        </w:rPr>
+      </w:pPr>
+      <w:r>
+        <w:rPr>
+          <w:rFonts w:asciiTheme="majorHAnsi" w:eastAsia="Arial" w:hAnsiTheme="majorHAnsi" w:cstheme="majorHAnsi"/>
+          <w:lang w:val="vi-VN" w:eastAsia="vi-VN"/>
+        </w:rPr>
+        <w:t>Khoảng thời gian khảo sát: Từ 01/01/2020 đến 23/04/2022 (Tổng cộng 844 ngày).</w:t>
       </w:r>
     </w:p>
     <w:p>
       <w:pPr>
-        <w:pStyle w:val="ListParagraph"/>
+        <w:pStyle w:val="NormalWeb"/>
         <w:numPr>
           <w:ilvl w:val="1"/>
           <w:numId w:val="14"/>
         </w:numPr>
-        <w:spacing w:line="360" w:lineRule="auto"/>
-        <w:rPr>
-          <w:rFonts w:asciiTheme="majorHAnsi" w:hAnsiTheme="majorHAnsi" w:cstheme="majorHAnsi"/>
-          <w:sz w:val="24"/>
-          <w:szCs w:val="24"/>
-        </w:rPr>
-      </w:pPr>
-      <w:r>
-        <w:rPr>
-          <w:rFonts w:asciiTheme="majorHAnsi" w:hAnsiTheme="majorHAnsi" w:cstheme="majorHAnsi"/>
-          <w:sz w:val="24"/>
-          <w:szCs w:val="24"/>
-        </w:rPr>
-        <w:t xml:space="preserve">Ước tính cho 42 trạm: $42 \times 8,760 = 367,920$ dòng/năm. (Khớp hoàn toàn với số lượng 367,920 dòng đang có trong bộ dữ liệu). </w:t>
+        <w:spacing w:before="0" w:beforeAutospacing="0"/>
+        <w:rPr>
+          <w:rFonts w:asciiTheme="majorHAnsi" w:eastAsia="Arial" w:hAnsiTheme="majorHAnsi" w:cstheme="majorHAnsi"/>
+          <w:lang w:val="vi-VN" w:eastAsia="vi-VN"/>
+        </w:rPr>
+      </w:pPr>
+      <w:r>
+        <w:rPr>
+          <w:rFonts w:asciiTheme="majorHAnsi" w:eastAsia="Arial" w:hAnsiTheme="majorHAnsi" w:cstheme="majorHAnsi"/>
+          <w:lang w:val="vi-VN" w:eastAsia="vi-VN"/>
+        </w:rPr>
+        <w:t xml:space="preserve">Số dòng phát sinh của 1 trạm trong kỳ: </w:t>
+      </w:r>
+      <m:oMath>
+        <m:r>
+          <m:rPr>
+            <m:sty m:val="p"/>
+          </m:rPr>
+          <w:rPr>
+            <w:rFonts w:ascii="Cambria Math" w:eastAsia="Arial" w:hAnsi="Cambria Math" w:cstheme="majorHAnsi"/>
+            <w:lang w:val="vi-VN" w:eastAsia="vi-VN"/>
+          </w:rPr>
+          <m:t>24×844=20,256</m:t>
+        </m:r>
+      </m:oMath>
+      <w:r>
+        <w:rPr>
+          <w:rFonts w:asciiTheme="majorHAnsi" w:eastAsia="Arial" w:hAnsiTheme="majorHAnsi" w:cstheme="majorHAnsi"/>
+          <w:lang w:val="vi-VN" w:eastAsia="vi-VN"/>
+        </w:rPr>
+        <w:t xml:space="preserve"> dòng.</w:t>
+      </w:r>
+    </w:p>
+    <w:p>
+      <w:pPr>
+        <w:pStyle w:val="NormalWeb"/>
+        <w:numPr>
+          <w:ilvl w:val="1"/>
+          <w:numId w:val="14"/>
+        </w:numPr>
+        <w:spacing w:before="0" w:beforeAutospacing="0"/>
+        <w:rPr>
+          <w:rFonts w:asciiTheme="majorHAnsi" w:eastAsia="Arial" w:hAnsiTheme="majorHAnsi" w:cstheme="majorHAnsi"/>
+          <w:lang w:val="vi-VN" w:eastAsia="vi-VN"/>
+        </w:rPr>
+      </w:pPr>
+      <w:r>
+        <w:rPr>
+          <w:rFonts w:asciiTheme="majorHAnsi" w:eastAsia="Arial" w:hAnsiTheme="majorHAnsi" w:cstheme="majorHAnsi"/>
+          <w:lang w:val="vi-VN" w:eastAsia="vi-VN"/>
+        </w:rPr>
+        <w:t xml:space="preserve">Ước tính tổng quy mô cho 42 trạm: </w:t>
+      </w:r>
+      <m:oMath>
+        <m:r>
+          <m:rPr>
+            <m:sty m:val="p"/>
+          </m:rPr>
+          <w:rPr>
+            <w:rFonts w:ascii="Cambria Math" w:eastAsia="Arial" w:hAnsi="Cambria Math" w:cstheme="majorHAnsi"/>
+            <w:lang w:val="vi-VN" w:eastAsia="vi-VN"/>
+          </w:rPr>
+          <m:t>42×20,256=850,752</m:t>
+        </m:r>
+      </m:oMath>
+      <w:r>
+        <w:rPr>
+          <w:rFonts w:asciiTheme="majorHAnsi" w:eastAsia="Arial" w:hAnsiTheme="majorHAnsi" w:cstheme="majorHAnsi"/>
+          <w:lang w:val="vi-VN" w:eastAsia="vi-VN"/>
+        </w:rPr>
+        <w:t xml:space="preserve"> dòng.</w:t>
       </w:r>
     </w:p>
     <w:p>
@@ -6887,7 +6998,7 @@
           <w:sz w:val="24"/>
           <w:szCs w:val="24"/>
         </w:rPr>
-        <w:t xml:space="preserve">Trong quá trình vận hành, các cảm biến tại trạm có thể mất kết nối dẫn đến các khoảng trống (Null/NaN) trong tệp </w:t>
+        <w:t xml:space="preserve">Trong quá trình vận hành, các cảm biến tại trạm có thể mất kết nối dẫn đến các khoảng trống (Null/NaN) trong tệp Solar_Energy_Generation. Khi thiết kế luồng ETL, cần áp dụng các kỹ thuật nội suy </w:t>
       </w:r>
       <w:r>
         <w:rPr>
@@ -6896,7 +7007,7 @@
           <w:szCs w:val="24"/>
         </w:rPr>
         <w:lastRenderedPageBreak/>
-        <w:t xml:space="preserve">Solar_Energy_Generation. Khi thiết kế luồng ETL, cần áp dụng các kỹ thuật nội suy (Interpolation) hoặc điền khuyết chuỗi thời gian trước khi đưa vào huấn luyện Machine Learning. </w:t>
+        <w:t xml:space="preserve">(Interpolation) hoặc điền khuyết chuỗi thời gian trước khi đưa vào huấn luyện Machine Learning. </w:t>
       </w:r>
     </w:p>
     <w:p>
@@ -7641,6 +7752,155 @@
     </w:lvl>
   </w:abstractNum>
   <w:abstractNum w:abstractNumId="2" w15:restartNumberingAfterBreak="0">
+    <w:nsid w:val="1F63583A"/>
+    <w:multiLevelType w:val="multilevel"/>
+    <w:tmpl w:val="C2189274"/>
+    <w:lvl w:ilvl="0">
+      <w:start w:val="1"/>
+      <w:numFmt w:val="bullet"/>
+      <w:lvlText w:val=""/>
+      <w:lvlJc w:val="left"/>
+      <w:pPr>
+        <w:tabs>
+          <w:tab w:val="num" w:pos="720"/>
+        </w:tabs>
+        <w:ind w:left="720" w:hanging="360"/>
+      </w:pPr>
+      <w:rPr>
+        <w:rFonts w:ascii="Symbol" w:hAnsi="Symbol" w:hint="default"/>
+        <w:sz w:val="20"/>
+      </w:rPr>
+    </w:lvl>
+    <w:lvl w:ilvl="1" w:tentative="1">
+      <w:start w:val="1"/>
+      <w:numFmt w:val="bullet"/>
+      <w:lvlText w:val="o"/>
+      <w:lvlJc w:val="left"/>
+      <w:pPr>
+        <w:tabs>
+          <w:tab w:val="num" w:pos="1440"/>
+        </w:tabs>
+        <w:ind w:left="1440" w:hanging="360"/>
+      </w:pPr>
+      <w:rPr>
+        <w:rFonts w:ascii="Courier New" w:hAnsi="Courier New" w:hint="default"/>
+        <w:sz w:val="20"/>
+      </w:rPr>
+    </w:lvl>
+    <w:lvl w:ilvl="2" w:tentative="1">
+      <w:start w:val="1"/>
+      <w:numFmt w:val="bullet"/>
+      <w:lvlText w:val=""/>
+      <w:lvlJc w:val="left"/>
+      <w:pPr>
+        <w:tabs>
+          <w:tab w:val="num" w:pos="2160"/>
+        </w:tabs>
+        <w:ind w:left="2160" w:hanging="360"/>
+      </w:pPr>
+      <w:rPr>
+        <w:rFonts w:ascii="Wingdings" w:hAnsi="Wingdings" w:hint="default"/>
+        <w:sz w:val="20"/>
+      </w:rPr>
+    </w:lvl>
+    <w:lvl w:ilvl="3" w:tentative="1">
+      <w:start w:val="1"/>
+      <w:numFmt w:val="bullet"/>
+      <w:lvlText w:val=""/>
+      <w:lvlJc w:val="left"/>
+      <w:pPr>
+        <w:tabs>
+          <w:tab w:val="num" w:pos="2880"/>
+        </w:tabs>
+        <w:ind w:left="2880" w:hanging="360"/>
+      </w:pPr>
+      <w:rPr>
+        <w:rFonts w:ascii="Wingdings" w:hAnsi="Wingdings" w:hint="default"/>
+        <w:sz w:val="20"/>
+      </w:rPr>
+    </w:lvl>
+    <w:lvl w:ilvl="4" w:tentative="1">
+      <w:start w:val="1"/>
+      <w:numFmt w:val="bullet"/>
+      <w:lvlText w:val=""/>
+      <w:lvlJc w:val="left"/>
+      <w:pPr>
+        <w:tabs>
+          <w:tab w:val="num" w:pos="3600"/>
+        </w:tabs>
+        <w:ind w:left="3600" w:hanging="360"/>
+      </w:pPr>
+      <w:rPr>
+        <w:rFonts w:ascii="Wingdings" w:hAnsi="Wingdings" w:hint="default"/>
+        <w:sz w:val="20"/>
+      </w:rPr>
+    </w:lvl>
+    <w:lvl w:ilvl="5" w:tentative="1">
+      <w:start w:val="1"/>
+      <w:numFmt w:val="bullet"/>
+      <w:lvlText w:val=""/>
+      <w:lvlJc w:val="left"/>
+      <w:pPr>
+        <w:tabs>
+          <w:tab w:val="num" w:pos="4320"/>
+        </w:tabs>
+        <w:ind w:left="4320" w:hanging="360"/>
+      </w:pPr>
+      <w:rPr>
+        <w:rFonts w:ascii="Wingdings" w:hAnsi="Wingdings" w:hint="default"/>
+        <w:sz w:val="20"/>
+      </w:rPr>
+    </w:lvl>
+    <w:lvl w:ilvl="6" w:tentative="1">
+      <w:start w:val="1"/>
+      <w:numFmt w:val="bullet"/>
+      <w:lvlText w:val=""/>
+      <w:lvlJc w:val="left"/>
+      <w:pPr>
+        <w:tabs>
+          <w:tab w:val="num" w:pos="5040"/>
+        </w:tabs>
+        <w:ind w:left="5040" w:hanging="360"/>
+      </w:pPr>
+      <w:rPr>
+        <w:rFonts w:ascii="Wingdings" w:hAnsi="Wingdings" w:hint="default"/>
+        <w:sz w:val="20"/>
+      </w:rPr>
+    </w:lvl>
+    <w:lvl w:ilvl="7" w:tentative="1">
+      <w:start w:val="1"/>
+      <w:numFmt w:val="bullet"/>
+      <w:lvlText w:val=""/>
+      <w:lvlJc w:val="left"/>
+      <w:pPr>
+        <w:tabs>
+          <w:tab w:val="num" w:pos="5760"/>
+        </w:tabs>
+        <w:ind w:left="5760" w:hanging="360"/>
+      </w:pPr>
+      <w:rPr>
+        <w:rFonts w:ascii="Wingdings" w:hAnsi="Wingdings" w:hint="default"/>
+        <w:sz w:val="20"/>
+      </w:rPr>
+    </w:lvl>
+    <w:lvl w:ilvl="8" w:tentative="1">
+      <w:start w:val="1"/>
+      <w:numFmt w:val="bullet"/>
+      <w:lvlText w:val=""/>
+      <w:lvlJc w:val="left"/>
+      <w:pPr>
+        <w:tabs>
+          <w:tab w:val="num" w:pos="6480"/>
+        </w:tabs>
+        <w:ind w:left="6480" w:hanging="360"/>
+      </w:pPr>
+      <w:rPr>
+        <w:rFonts w:ascii="Wingdings" w:hAnsi="Wingdings" w:hint="default"/>
+        <w:sz w:val="20"/>
+      </w:rPr>
+    </w:lvl>
+  </w:abstractNum>
+  <w:abstractNum w:abstractNumId="3" w15:restartNumberingAfterBreak="0">
     <w:nsid w:val="22CA5001"/>
     <w:multiLevelType w:val="multilevel"/>
     <w:tmpl w:val="0802759C"/>
@@ -7861,7 +8121,7 @@
       </w:rPr>
     </w:lvl>
   </w:abstractNum>
-  <w:abstractNum w:abstractNumId="3" w15:restartNumberingAfterBreak="0">
+  <w:abstractNum w:abstractNumId="4" w15:restartNumberingAfterBreak="0">
     <w:nsid w:val="2483724F"/>
     <w:multiLevelType w:val="multilevel"/>
     <w:tmpl w:val="3C84E81E"/>
@@ -7974,7 +8234,7 @@
       </w:pPr>
     </w:lvl>
   </w:abstractNum>
-  <w:abstractNum w:abstractNumId="4" w15:restartNumberingAfterBreak="0">
+  <w:abstractNum w:abstractNumId="5" w15:restartNumberingAfterBreak="0">
     <w:nsid w:val="284A55B6"/>
     <w:multiLevelType w:val="multilevel"/>
     <w:tmpl w:val="DAB01DC6"/>
@@ -8123,7 +8383,7 @@
       </w:rPr>
     </w:lvl>
   </w:abstractNum>
-  <w:abstractNum w:abstractNumId="5" w15:restartNumberingAfterBreak="0">
+  <w:abstractNum w:abstractNumId="6" w15:restartNumberingAfterBreak="0">
     <w:nsid w:val="293B66E5"/>
     <w:multiLevelType w:val="multilevel"/>
     <w:tmpl w:val="5DC48048"/>
@@ -8344,7 +8604,7 @@
       </w:rPr>
     </w:lvl>
   </w:abstractNum>
-  <w:abstractNum w:abstractNumId="6" w15:restartNumberingAfterBreak="0">
+  <w:abstractNum w:abstractNumId="7" w15:restartNumberingAfterBreak="0">
     <w:nsid w:val="38D909EA"/>
     <w:multiLevelType w:val="multilevel"/>
     <w:tmpl w:val="FC3C2600"/>
@@ -8493,7 +8753,7 @@
       </w:rPr>
     </w:lvl>
   </w:abstractNum>
-  <w:abstractNum w:abstractNumId="7" w15:restartNumberingAfterBreak="0">
+  <w:abstractNum w:abstractNumId="8" w15:restartNumberingAfterBreak="0">
     <w:nsid w:val="3F63099B"/>
     <w:multiLevelType w:val="multilevel"/>
     <w:tmpl w:val="587AA6A6"/>
@@ -8714,7 +8974,7 @@
       </w:rPr>
     </w:lvl>
   </w:abstractNum>
-  <w:abstractNum w:abstractNumId="8" w15:restartNumberingAfterBreak="0">
+  <w:abstractNum w:abstractNumId="9" w15:restartNumberingAfterBreak="0">
     <w:nsid w:val="46480310"/>
     <w:multiLevelType w:val="multilevel"/>
     <w:tmpl w:val="DAB01DC6"/>
@@ -8863,7 +9123,7 @@
       </w:rPr>
     </w:lvl>
   </w:abstractNum>
-  <w:abstractNum w:abstractNumId="9" w15:restartNumberingAfterBreak="0">
+  <w:abstractNum w:abstractNumId="10" w15:restartNumberingAfterBreak="0">
     <w:nsid w:val="49C00CF3"/>
     <w:multiLevelType w:val="multilevel"/>
     <w:tmpl w:val="F30A6DD6"/>
@@ -9084,7 +9344,7 @@
       </w:rPr>
     </w:lvl>
   </w:abstractNum>
-  <w:abstractNum w:abstractNumId="10" w15:restartNumberingAfterBreak="0">
+  <w:abstractNum w:abstractNumId="11" w15:restartNumberingAfterBreak="0">
     <w:nsid w:val="4C0F0EDE"/>
     <w:multiLevelType w:val="multilevel"/>
     <w:tmpl w:val="141A8E34"/>
@@ -9197,7 +9457,7 @@
       </w:pPr>
     </w:lvl>
   </w:abstractNum>
-  <w:abstractNum w:abstractNumId="11" w15:restartNumberingAfterBreak="0">
+  <w:abstractNum w:abstractNumId="12" w15:restartNumberingAfterBreak="0">
     <w:nsid w:val="4F454BA3"/>
     <w:multiLevelType w:val="multilevel"/>
     <w:tmpl w:val="F0347DC4"/>
@@ -9418,7 +9678,7 @@
       </w:rPr>
     </w:lvl>
   </w:abstractNum>
-  <w:abstractNum w:abstractNumId="12" w15:restartNumberingAfterBreak="0">
+  <w:abstractNum w:abstractNumId="13" w15:restartNumberingAfterBreak="0">
     <w:nsid w:val="5D0002F2"/>
     <w:multiLevelType w:val="multilevel"/>
     <w:tmpl w:val="6A9E9A7A"/>
@@ -9567,7 +9827,7 @@
       </w:rPr>
     </w:lvl>
   </w:abstractNum>
-  <w:abstractNum w:abstractNumId="13" w15:restartNumberingAfterBreak="0">
+  <w:abstractNum w:abstractNumId="14" w15:restartNumberingAfterBreak="0">
     <w:nsid w:val="5D0142E0"/>
     <w:multiLevelType w:val="multilevel"/>
     <w:tmpl w:val="74FA3E28"/>
@@ -9716,7 +9976,7 @@
       </w:rPr>
     </w:lvl>
   </w:abstractNum>
-  <w:abstractNum w:abstractNumId="14" w15:restartNumberingAfterBreak="0">
+  <w:abstractNum w:abstractNumId="15" w15:restartNumberingAfterBreak="0">
     <w:nsid w:val="61E96E5A"/>
     <w:multiLevelType w:val="multilevel"/>
     <w:tmpl w:val="9FACFC3E"/>
@@ -9937,7 +10197,7 @@
       </w:rPr>
     </w:lvl>
   </w:abstractNum>
-  <w:abstractNum w:abstractNumId="15" w15:restartNumberingAfterBreak="0">
+  <w:abstractNum w:abstractNumId="16" w15:restartNumberingAfterBreak="0">
     <w:nsid w:val="6BC069F1"/>
     <w:multiLevelType w:val="multilevel"/>
     <w:tmpl w:val="3E2C92B2"/>
@@ -10158,7 +10418,7 @@
       </w:rPr>
     </w:lvl>
   </w:abstractNum>
-  <w:abstractNum w:abstractNumId="16" w15:restartNumberingAfterBreak="0">
+  <w:abstractNum w:abstractNumId="17" w15:restartNumberingAfterBreak="0">
     <w:nsid w:val="756E6033"/>
     <w:multiLevelType w:val="multilevel"/>
     <w:tmpl w:val="82BAA216"/>
@@ -10307,7 +10567,7 @@
       </w:rPr>
     </w:lvl>
   </w:abstractNum>
-  <w:abstractNum w:abstractNumId="17" w15:restartNumberingAfterBreak="0">
+  <w:abstractNum w:abstractNumId="18" w15:restartNumberingAfterBreak="0">
     <w:nsid w:val="7F261C70"/>
     <w:multiLevelType w:val="multilevel"/>
     <w:tmpl w:val="476674CA"/>
@@ -10457,16 +10717,16 @@
     </w:lvl>
   </w:abstractNum>
   <w:num w:numId="1" w16cid:durableId="424612581">
+    <w:abstractNumId w:val="16"/>
+  </w:num>
+  <w:num w:numId="2" w16cid:durableId="1830439536">
+    <w:abstractNumId w:val="6"/>
+  </w:num>
+  <w:num w:numId="3" w16cid:durableId="147788824">
     <w:abstractNumId w:val="15"/>
   </w:num>
-  <w:num w:numId="2" w16cid:durableId="1830439536">
-    <w:abstractNumId w:val="5"/>
-  </w:num>
-  <w:num w:numId="3" w16cid:durableId="147788824">
-    <w:abstractNumId w:val="14"/>
-  </w:num>
   <w:num w:numId="4" w16cid:durableId="616105073">
-    <w:abstractNumId w:val="7"/>
+    <w:abstractNumId w:val="8"/>
   </w:num>
   <w:num w:numId="5" w16cid:durableId="200173356">
     <w:abstractNumId w:val="1"/>
@@ -10475,40 +10735,43 @@
     <w:abstractNumId w:val="0"/>
   </w:num>
   <w:num w:numId="7" w16cid:durableId="28377996">
+    <w:abstractNumId w:val="12"/>
+  </w:num>
+  <w:num w:numId="8" w16cid:durableId="381248633">
+    <w:abstractNumId w:val="10"/>
+  </w:num>
+  <w:num w:numId="9" w16cid:durableId="2027710881">
+    <w:abstractNumId w:val="3"/>
+  </w:num>
+  <w:num w:numId="10" w16cid:durableId="1770616247">
+    <w:abstractNumId w:val="14"/>
+  </w:num>
+  <w:num w:numId="11" w16cid:durableId="316694424">
+    <w:abstractNumId w:val="7"/>
+  </w:num>
+  <w:num w:numId="12" w16cid:durableId="869689070">
+    <w:abstractNumId w:val="4"/>
+  </w:num>
+  <w:num w:numId="13" w16cid:durableId="1891647038">
+    <w:abstractNumId w:val="13"/>
+  </w:num>
+  <w:num w:numId="14" w16cid:durableId="1466041105">
+    <w:abstractNumId w:val="5"/>
+  </w:num>
+  <w:num w:numId="15" w16cid:durableId="1496725613">
+    <w:abstractNumId w:val="17"/>
+  </w:num>
+  <w:num w:numId="16" w16cid:durableId="38363316">
+    <w:abstractNumId w:val="18"/>
+  </w:num>
+  <w:num w:numId="17" w16cid:durableId="1750927694">
     <w:abstractNumId w:val="11"/>
   </w:num>
-  <w:num w:numId="8" w16cid:durableId="381248633">
+  <w:num w:numId="18" w16cid:durableId="561911555">
     <w:abstractNumId w:val="9"/>
   </w:num>
-  <w:num w:numId="9" w16cid:durableId="2027710881">
+  <w:num w:numId="19" w16cid:durableId="1818569184">
     <w:abstractNumId w:val="2"/>
-  </w:num>
-  <w:num w:numId="10" w16cid:durableId="1770616247">
-    <w:abstractNumId w:val="13"/>
-  </w:num>
-  <w:num w:numId="11" w16cid:durableId="316694424">
-    <w:abstractNumId w:val="6"/>
-  </w:num>
-  <w:num w:numId="12" w16cid:durableId="869689070">
-    <w:abstractNumId w:val="3"/>
-  </w:num>
-  <w:num w:numId="13" w16cid:durableId="1891647038">
-    <w:abstractNumId w:val="12"/>
-  </w:num>
-  <w:num w:numId="14" w16cid:durableId="1466041105">
-    <w:abstractNumId w:val="4"/>
-  </w:num>
-  <w:num w:numId="15" w16cid:durableId="1496725613">
-    <w:abstractNumId w:val="16"/>
-  </w:num>
-  <w:num w:numId="16" w16cid:durableId="38363316">
-    <w:abstractNumId w:val="17"/>
-  </w:num>
-  <w:num w:numId="17" w16cid:durableId="1750927694">
-    <w:abstractNumId w:val="10"/>
-  </w:num>
-  <w:num w:numId="18" w16cid:durableId="561911555">
-    <w:abstractNumId w:val="8"/>
   </w:num>
 </w:numbering>
 </file>
@@ -11252,6 +11515,24 @@
       <w:contextualSpacing/>
     </w:pPr>
   </w:style>
+  <w:style w:type="paragraph" w:styleId="NormalWeb">
+    <w:name w:val="Normal (Web)"/>
+    <w:basedOn w:val="Normal"/>
+    <w:uiPriority w:val="99"/>
+    <w:semiHidden/>
+    <w:unhideWhenUsed/>
+    <w:rsid w:val="007932EF"/>
+    <w:pPr>
+      <w:widowControl/>
+      <w:spacing w:before="100" w:beforeAutospacing="1" w:after="100" w:afterAutospacing="1"/>
+    </w:pPr>
+    <w:rPr>
+      <w:rFonts w:ascii="Times New Roman" w:eastAsia="Times New Roman" w:hAnsi="Times New Roman" w:cs="Times New Roman"/>
+      <w:sz w:val="24"/>
+      <w:szCs w:val="24"/>
+      <w:lang w:val="en-US" w:eastAsia="en-US"/>
+    </w:rPr>
+  </w:style>
 </w:styles>
 </file>
 
